--- a/output/education/2026-03-29_japan-sweden-longevity/japan-sweden-longevity_guide_facilitator.docx
+++ b/output/education/2026-03-29_japan-sweden-longevity/japan-sweden-longevity_guide_facilitator.docx
@@ -56,9 +56,9 @@
         <w:tblLook w:firstColumn="1" w:firstRow="1" w:lastColumn="0" w:lastRow="0" w:noHBand="0" w:noVBand="1" w:val="04A0"/>
       </w:tblPr>
       <w:tblGrid>
-        <w:gridCol w:w="2880"/>
-        <w:gridCol w:w="2880"/>
-        <w:gridCol w:w="2880"/>
+        <w:gridCol w:w="3201"/>
+        <w:gridCol w:w="2287"/>
+        <w:gridCol w:w="3583"/>
       </w:tblGrid>
       <w:tr>
         <w:tc>
@@ -213,10 +213,10 @@
         <w:tblLook w:firstColumn="1" w:firstRow="1" w:lastColumn="0" w:lastRow="0" w:noHBand="0" w:noVBand="1" w:val="04A0"/>
       </w:tblPr>
       <w:tblGrid>
-        <w:gridCol w:w="2160"/>
-        <w:gridCol w:w="2160"/>
-        <w:gridCol w:w="2160"/>
-        <w:gridCol w:w="2160"/>
+        <w:gridCol w:w="1478"/>
+        <w:gridCol w:w="850"/>
+        <w:gridCol w:w="2016"/>
+        <w:gridCol w:w="4838"/>
       </w:tblGrid>
       <w:tr>
         <w:tc>
@@ -738,10 +738,10 @@
         <w:tblLook w:firstColumn="1" w:firstRow="1" w:lastColumn="0" w:lastRow="0" w:noHBand="0" w:noVBand="1" w:val="04A0"/>
       </w:tblPr>
       <w:tblGrid>
-        <w:gridCol w:w="2160"/>
-        <w:gridCol w:w="2160"/>
-        <w:gridCol w:w="2160"/>
-        <w:gridCol w:w="2160"/>
+        <w:gridCol w:w="1578"/>
+        <w:gridCol w:w="868"/>
+        <w:gridCol w:w="1893"/>
+        <w:gridCol w:w="4733"/>
       </w:tblGrid>
       <w:tr>
         <w:tc>
@@ -1407,10 +1407,10 @@
         <w:tblLook w:firstColumn="1" w:firstRow="1" w:lastColumn="0" w:lastRow="0" w:noHBand="0" w:noVBand="1" w:val="04A0"/>
       </w:tblPr>
       <w:tblGrid>
-        <w:gridCol w:w="2160"/>
-        <w:gridCol w:w="2160"/>
-        <w:gridCol w:w="2160"/>
-        <w:gridCol w:w="2160"/>
+        <w:gridCol w:w="850"/>
+        <w:gridCol w:w="1332"/>
+        <w:gridCol w:w="3996"/>
+        <w:gridCol w:w="3362"/>
       </w:tblGrid>
       <w:tr>
         <w:tc>
